--- a/documents/IJHPM/cover_letter_IJHPM_EN.docx
+++ b/documents/IJHPM/cover_letter_IJHPM_EN.docx
@@ -149,7 +149,7 @@
           <w:i w:val="0"/>
           <w:sz w:val="24"/>
         </w:rPr>
-        <w:t>Key findings: We studied all 335 secondary medical areas of Japan. Coefficients of variation across areas ranged from 53.7% (general anaesthesia) to 87.2% (epidural anaesthesia). Multilevel modelling showed that only 5.8% of general anaesthesia variance lay between prefectures — where audit policy differs — while 85.5% occurred within prefectures where audit policy is uniform. University hospital presence alone explained 35.8% of total variance and was positive in all 47 prefectures, with a large effect size (Cohen's d 1.88). Three pre-specified sensitivity analyses converged in rejecting differential auditing as a plausible explanation, and empirical Bayes shrinkage confirmed that the findings are robust to low-volume instability. We conclude that the observed variation is predominantly structural and institutional, not administrative, and identify the marked variation in epidural and continuous epidural infusion as a modifiable equity concern under universal coverage.</w:t>
+        <w:t>Key findings: We studied all 335 secondary medical areas of Japan. Coefficients of variation across areas ranged from 53.7% (general anaesthesia) to 87.2% (epidural anaesthesia). Multilevel modelling showed that only 0.058 of general anaesthesia variance lay between prefectures — where audit policy differs — while 85.5% occurred within prefectures where audit policy is uniform. University hospital presence alone explained 0.358 of total variance and was positive in all 47 prefectures, with a large effect size (Cohen's d 1.88). Three pre-specified sensitivity analyses converged in rejecting differential auditing as a plausible explanation, and empirical Bayes shrinkage confirmed that the findings are robust to low-volume instability. We conclude that the observed variation is predominantly structural and institutional, not administrative, and identify the marked variation in epidural and continuous epidural infusion as a modifiable equity concern under universal coverage.</w:t>
       </w:r>
     </w:p>
     <w:p>
